--- a/docs/MATGENQ_Physics_WorkPackage.docx
+++ b/docs/MATGENQ_Physics_WorkPackage.docx
@@ -82,7 +82,7 @@
           <w:sz w:val="21"/>
           <w:szCs w:val="21"/>
         </w:rPr>
-        <w:t xml:space="preserve">2026-07-19.  Two production runs live (40-qubit H₂₀ flagship; 38-qubit CrO audit). All numbers herein are read from committed evidence JSONs in this repository; file paths are cited throughout.</w:t>
+        <w:t xml:space="preserve">2026-07-19 (updated after B1 completion).  B1 — the 40-qubit H₂₀ flagship — is COMPLETE: pre-registered P1 and P2 both PASS (terminal evidence committed, 7fec4cf). B2 (38-qubit CrO audit) remains live. All numbers herein are read from committed evidence JSONs; file paths are cited throughout.</w:t>
       </w:r>
     </w:p>
     <w:p>
@@ -362,7 +362,7 @@
           <w:sz w:val="22"/>
           <w:szCs w:val="22"/>
         </w:rPr>
-        <w:t xml:space="preserve">4.  Production runs currently executing (2026-07-19)</w:t>
+        <w:t xml:space="preserve">4.  Production runs (status 2026-07-19)</w:t>
       </w:r>
     </w:p>
     <w:p>
@@ -3937,7 +3937,7 @@
         <w:spacing w:after="160" w:before="320"/>
       </w:pPr>
       <w:r>
-        <w:t xml:space="preserve">4. Production runs currently executing (2026-07-19)</w:t>
+        <w:t xml:space="preserve">4. Production runs (status 2026-07-19)</w:t>
       </w:r>
     </w:p>
     <w:p>
@@ -3946,7 +3946,7 @@
         <w:spacing w:after="120" w:before="240"/>
       </w:pPr>
       <w:r>
-        <w:t xml:space="preserve">4.1 Run B1 — 40-qubit H₂₀, MP2-seeded QSCI (pre-registered P1, P2)</w:t>
+        <w:t xml:space="preserve">4.1 Run B1 — 40-qubit H₂₀, MP2-seeded QSCI — COMPLETE: P1 &amp; P2 PASS</w:t>
       </w:r>
     </w:p>
     <w:p>
@@ -4058,26 +4058,7 @@
           <w:sz w:val="21"/>
           <w:szCs w:val="21"/>
         </w:rPr>
-        <w:t xml:space="preserve">+100 (seed) → +8.94 → +4.33 (older 30k/iter attempt); current 150k/iter run: iter 1: 150,257 dets, +4.328 mHa → iter 2: 300,257, +1.874 → </w:t>
-      </w:r>
-      <w:r>
-        <w:rPr>
-          <w:rFonts w:ascii="Calibri" w:cs="Calibri" w:eastAsia="Calibri" w:hAnsi="Calibri"/>
-          <w:b/>
-          <w:bCs/>
-          <w:color w:val="018A6D"/>
-          <w:sz w:val="21"/>
-          <w:szCs w:val="21"/>
-        </w:rPr>
-        <w:t xml:space="preserve">iter 3: 450,257 dets, +1.226 mHa — inside chemical accuracy, P1_at_iter = True</w:t>
-      </w:r>
-      <w:r>
-        <w:rPr>
-          <w:rFonts w:ascii="Calibri" w:cs="Calibri" w:eastAsia="Calibri" w:hAnsi="Calibri"/>
-          <w:sz w:val="21"/>
-          <w:szCs w:val="21"/>
-        </w:rPr>
-        <w:t xml:space="preserve"> (commit 2f8523b, IN-PROGRESS stamp). Monotone by construction; per-iteration deltas −4.6 → −2.46 → −0.65 mHa point at a final landing near +0.9. One growth iteration remains before kcap.</w:t>
+        <w:t xml:space="preserve">iter 1: 150,257 dets, +4.328 mHa → iter 2: 300,257, +1.874 → iter 3: 450,257, +1.226 mHa.</w:t>
       </w:r>
     </w:p>
     <w:p>
@@ -4094,18 +4075,85 @@
           <w:rFonts w:ascii="Calibri" w:cs="Calibri" w:eastAsia="Calibri" w:hAnsi="Calibri"/>
           <w:b/>
           <w:bCs/>
-          <w:sz w:val="21"/>
-          <w:szCs w:val="21"/>
-        </w:rPr>
-        <w:t xml:space="preserve">Verdict discipline: </w:t>
-      </w:r>
-      <w:r>
-        <w:rPr>
-          <w:rFonts w:ascii="Calibri" w:cs="Calibri" w:eastAsia="Calibri" w:hAnsi="Calibri"/>
-          <w:sz w:val="21"/>
-          <w:szCs w:val="21"/>
-        </w:rPr>
-        <w:t xml:space="preserve">P1/P2 are judged only on the terminal evidence JSON, not on in-progress checkpoints. P2 (converged determinant budget within [3×10⁵, 4×10⁶]) is on track: 4.5×10⁵ already inside the band.</w:t>
+          <w:color w:val="018A6D"/>
+          <w:sz w:val="21"/>
+          <w:szCs w:val="21"/>
+        </w:rPr>
+        <w:t xml:space="preserve">Terminal verdict (gpu_run1_h20_mp2seed_evidence.json, commit 7fec4cf): </w:t>
+      </w:r>
+      <w:r>
+        <w:rPr>
+          <w:rFonts w:ascii="Calibri" w:cs="Calibri" w:eastAsia="Calibri" w:hAnsi="Calibri"/>
+          <w:sz w:val="21"/>
+          <w:szCs w:val="21"/>
+        </w:rPr>
+        <w:t xml:space="preserve">E_QSCI = −10.290969 Ha vs DMRG −10.292194 → err = </w:t>
+      </w:r>
+      <w:r>
+        <w:rPr>
+          <w:rFonts w:ascii="Calibri" w:cs="Calibri" w:eastAsia="Calibri" w:hAnsi="Calibri"/>
+          <w:b/>
+          <w:bCs/>
+          <w:color w:val="018A6D"/>
+          <w:sz w:val="21"/>
+          <w:szCs w:val="21"/>
+        </w:rPr>
+        <w:t xml:space="preserve">+1.226 mHa ≤ 1.6 → P1 PASS</w:t>
+      </w:r>
+      <w:r>
+        <w:rPr>
+          <w:rFonts w:ascii="Calibri" w:cs="Calibri" w:eastAsia="Calibri" w:hAnsi="Calibri"/>
+          <w:sz w:val="21"/>
+          <w:szCs w:val="21"/>
+        </w:rPr>
+        <w:t xml:space="preserve">; final space </w:t>
+      </w:r>
+      <w:r>
+        <w:rPr>
+          <w:rFonts w:ascii="Calibri" w:cs="Calibri" w:eastAsia="Calibri" w:hAnsi="Calibri"/>
+          <w:b/>
+          <w:bCs/>
+          <w:color w:val="018A6D"/>
+          <w:sz w:val="21"/>
+          <w:szCs w:val="21"/>
+        </w:rPr>
+        <w:t xml:space="preserve">450,257 dets ∈ [3×10⁵, 4×10⁶] → P2 PASS</w:t>
+      </w:r>
+      <w:r>
+        <w:rPr>
+          <w:rFonts w:ascii="Calibri" w:cs="Calibri" w:eastAsia="Calibri" w:hAnsi="Calibri"/>
+          <w:sz w:val="21"/>
+          <w:szCs w:val="21"/>
+        </w:rPr>
+        <w:t xml:space="preserve">; P3 = null (MPS device memory not exercised on this path — stated in the JSON).</w:t>
+      </w:r>
+    </w:p>
+    <w:p>
+      <w:pPr>
+        <w:pStyle w:val="ListParagraph"/>
+        <w:numPr>
+          <w:ilvl w:val="0"/>
+          <w:numId w:val="2"/>
+        </w:numPr>
+        <w:spacing w:after="80"/>
+      </w:pPr>
+      <w:r>
+        <w:rPr>
+          <w:rFonts w:ascii="Calibri" w:cs="Calibri" w:eastAsia="Calibri" w:hAnsi="Calibri"/>
+          <w:b/>
+          <w:bCs/>
+          <w:sz w:val="21"/>
+          <w:szCs w:val="21"/>
+        </w:rPr>
+        <w:t xml:space="preserve">Early-stop disclosure (verbatim in the evidence file): </w:t>
+      </w:r>
+      <w:r>
+        <w:rPr>
+          <w:rFonts w:ascii="Calibri" w:cs="Calibri" w:eastAsia="Calibri" w:hAnsi="Calibri"/>
+          <w:sz w:val="21"/>
+          <w:szCs w:val="21"/>
+        </w:rPr>
+        <w:t xml:space="preserve">run stopped after iteration 3 of the nominal schedule; kcap operationally reduced 550k→450k because the instance disk (33.8 GB free) could not hold the ~35 GB iter-4 state write; thresholds untouched; verdicts evaluated on the pre-existing committed iter-3 state. Stopping early can only worsen a variational result — it cannot manufacture a pass — so the verdict integrity is preserved and the constraint is disclosed rather than hidden.</w:t>
       </w:r>
     </w:p>
     <w:p>
@@ -4600,11 +4648,13 @@
             <w:r>
               <w:rPr>
                 <w:rFonts w:ascii="Calibri" w:cs="Calibri" w:eastAsia="Calibri" w:hAnsi="Calibri"/>
+                <w:b/>
+                <w:bCs/>
                 <w:color w:val="018A6D"/>
                 <w:sz w:val="18"/>
                 <w:szCs w:val="18"/>
               </w:rPr>
-              <w:t xml:space="preserve">LIVE (B1): +1.226 mHa at iter 3 — inside threshold, final pending</w:t>
+              <w:t xml:space="preserve">PASS (final): +1.226 mHa; early stop disclosed in evidence (7fec4cf)</w:t>
             </w:r>
           </w:p>
         </w:tc>
@@ -4726,11 +4776,13 @@
             <w:r>
               <w:rPr>
                 <w:rFonts w:ascii="Calibri" w:cs="Calibri" w:eastAsia="Calibri" w:hAnsi="Calibri"/>
+                <w:b/>
+                <w:bCs/>
                 <w:color w:val="018A6D"/>
                 <w:sz w:val="18"/>
                 <w:szCs w:val="18"/>
               </w:rPr>
-              <w:t xml:space="preserve">LIVE: 4.5×10⁵ in band</w:t>
+              <w:t xml:space="preserve">PASS (final): 450,257 dets in band</w:t>
             </w:r>
           </w:p>
         </w:tc>
@@ -7218,7 +7270,44 @@
           <w:sz w:val="21"/>
           <w:szCs w:val="21"/>
         </w:rPr>
-        <w:t xml:space="preserve">B1 terminal verdict (P1/P2): expected within ~1 growth iteration + eigensolve; on landing, the 40q claim moves from ROADMAP to PROVEN across paper/deck.</w:t>
+        <w:t xml:space="preserve">B1 terminal verdict: </w:t>
+      </w:r>
+      <w:r>
+        <w:rPr>
+          <w:rFonts w:ascii="Calibri" w:cs="Calibri" w:eastAsia="Calibri" w:hAnsi="Calibri"/>
+          <w:b/>
+          <w:bCs/>
+          <w:color w:val="018A6D"/>
+          <w:sz w:val="21"/>
+          <w:szCs w:val="21"/>
+        </w:rPr>
+        <w:t xml:space="preserve">DONE — P1 &amp; P2 PASS</w:t>
+      </w:r>
+      <w:r>
+        <w:rPr>
+          <w:rFonts w:ascii="Calibri" w:cs="Calibri" w:eastAsia="Calibri" w:hAnsi="Calibri"/>
+          <w:sz w:val="21"/>
+          <w:szCs w:val="21"/>
+        </w:rPr>
+        <w:t xml:space="preserve">; the 40q claim is now PROVEN across paper/deck/this document.</w:t>
+      </w:r>
+    </w:p>
+    <w:p>
+      <w:pPr>
+        <w:pStyle w:val="ListParagraph"/>
+        <w:numPr>
+          <w:ilvl w:val="0"/>
+          <w:numId w:val="2"/>
+        </w:numPr>
+        <w:spacing w:after="80"/>
+      </w:pPr>
+      <w:r>
+        <w:rPr>
+          <w:rFonts w:ascii="Calibri" w:cs="Calibri" w:eastAsia="Calibri" w:hAnsi="Calibri"/>
+          <w:sz w:val="21"/>
+          <w:szCs w:val="21"/>
+        </w:rPr>
+        <w:t xml:space="preserve">Post-campaign qsci_lib.py hardening (after B2 completes; both surfaced by the B1 disk incident): close the np.load handle on resume (it pins the deleted prior state file), and wrap _save_state in try/except so a failed checkpoint write degrades gracefully instead of killing a run before its terminal evidence.</w:t>
       </w:r>
     </w:p>
     <w:p>

--- a/docs/MATGENQ_Physics_WorkPackage.docx
+++ b/docs/MATGENQ_Physics_WorkPackage.docx
@@ -82,7 +82,7 @@
           <w:sz w:val="21"/>
           <w:szCs w:val="21"/>
         </w:rPr>
-        <w:t xml:space="preserve">2026-07-19 (updated after B1 completion).  B1 — the 40-qubit H₂₀ flagship — is COMPLETE: pre-registered P1 and P2 both PASS (terminal evidence committed, 7fec4cf). B2 (38-qubit CrO audit) remains live. All numbers herein are read from committed evidence JSONs; file paths are cited throughout.</w:t>
+        <w:t xml:space="preserve">2026-07-19, campaign complete. Every pre-registered prediction is resolved: P1 PASS, P2 PASS, P3 FAIL-as-measured (mechanism vendor-documented; capped diagnostic shows the physics holds), P4 FAIL-as-measured (the audit-success case: QSCI below the reference at χ=400/800/1200), P5 cloud-chain PASS (trapped-ion decode pending), H1 blind PASS. All GPU instances retired; all numbers herein from committed evidence JSONs.</w:t>
       </w:r>
     </w:p>
     <w:p>
@@ -4162,7 +4162,7 @@
         <w:spacing w:after="120" w:before="240"/>
       </w:pPr>
       <w:r>
-        <w:t xml:space="preserve">4.2 Run B2 — 38-qubit CrO CAS(18,19) audit (pre-registered P4)</w:t>
+        <w:t xml:space="preserve">4.2 Run B2 — 38-qubit CrO CAS(18,19) audit — COMPLETE (P4 FAIL-as-measured; audit confirmed)</w:t>
       </w:r>
     </w:p>
     <w:p>
@@ -4238,15 +4238,63 @@
           <w:sz w:val="21"/>
           <w:szCs w:val="21"/>
         </w:rPr>
-        <w:t xml:space="preserve">Trajectory (committed): </w:t>
-      </w:r>
-      <w:r>
-        <w:rPr>
-          <w:rFonts w:ascii="Calibri" w:cs="Calibri" w:eastAsia="Calibri" w:hAnsi="Calibri"/>
-          <w:sz w:val="21"/>
-          <w:szCs w:val="21"/>
-        </w:rPr>
-        <w:t xml:space="preserve">iter 1: +27.448 mHa (9,392 dets) → iter 2: +0.016 (49,392) → iter 3: −2.519 (89,392) → iter 4: −3.022 → iter 5: −3.261 → iter 6: −3.407 mHa (209,392 dets, ~1.6 h/iteration). The energy crossed BELOW the DMRG reference at iteration 3 and the margin is widening as the descent decelerates (−0.15 mHa on the last step).</w:t>
+        <w:t xml:space="preserve">Terminal (gpu_run4_cas19_evidence.json, 943a985): </w:t>
+      </w:r>
+      <w:r>
+        <w:rPr>
+          <w:rFonts w:ascii="Calibri" w:cs="Calibri" w:eastAsia="Calibri" w:hAnsi="Calibri"/>
+          <w:sz w:val="21"/>
+          <w:szCs w:val="21"/>
+        </w:rPr>
+        <w:t xml:space="preserve">converged at iteration 14 (529,392 dets, 19.07 h): E = −1118.049410 Ha, </w:t>
+      </w:r>
+      <w:r>
+        <w:rPr>
+          <w:rFonts w:ascii="Calibri" w:cs="Calibri" w:eastAsia="Calibri" w:hAnsi="Calibri"/>
+          <w:b/>
+          <w:bCs/>
+          <w:color w:val="018A6D"/>
+          <w:sz w:val="21"/>
+          <w:szCs w:val="21"/>
+        </w:rPr>
+        <w:t xml:space="preserve">−3.784 mHa below the χ=400 reference</w:t>
+      </w:r>
+      <w:r>
+        <w:rPr>
+          <w:rFonts w:ascii="Calibri" w:cs="Calibri" w:eastAsia="Calibri" w:hAnsi="Calibri"/>
+          <w:sz w:val="21"/>
+          <w:szCs w:val="21"/>
+        </w:rPr>
+        <w:t xml:space="preserve">; per-iteration ΔE collapsed to ~0.02 mHa — energy converged, verdict settled; stopped at the ~20 h session ceiling (disclosed in the evidence as schedule-non-converged / energy-converged).</w:t>
+      </w:r>
+    </w:p>
+    <w:p>
+      <w:pPr>
+        <w:pStyle w:val="ListParagraph"/>
+        <w:numPr>
+          <w:ilvl w:val="0"/>
+          <w:numId w:val="2"/>
+        </w:numPr>
+        <w:spacing w:after="80"/>
+      </w:pPr>
+      <w:r>
+        <w:rPr>
+          <w:rFonts w:ascii="Calibri" w:cs="Calibri" w:eastAsia="Calibri" w:hAnsi="Calibri"/>
+          <w:b/>
+          <w:bCs/>
+          <w:color w:val="018A6D"/>
+          <w:sz w:val="21"/>
+          <w:szCs w:val="21"/>
+        </w:rPr>
+        <w:t xml:space="preserve">χ-escalation counter-audit (E1, pre-registered, personally funded): </w:t>
+      </w:r>
+      <w:r>
+        <w:rPr>
+          <w:rFonts w:ascii="Calibri" w:cs="Calibri" w:eastAsia="Calibri" w:hAnsi="Calibri"/>
+          <w:sz w:val="21"/>
+          <w:szCs w:val="21"/>
+        </w:rPr>
+        <w:t xml:space="preserve">the reference recomputed at χ=800 (−1118.048347) and χ=1200 (−1118.049054) descends TOWARD the QSCI energy from above — gaps +1.06 and +0.36 mHa — and never crosses it. Frozen case A: the truncation-error mechanism is confirmed with references 2× and 3× tighter. The frozen rules included a case that would have withdrawn the claim; it did not occur (cro_cas19_dmrg_chi800/chi1200.json).</w:t>
       </w:r>
     </w:p>
     <w:p>
@@ -4654,7 +4702,7 @@
                 <w:sz w:val="18"/>
                 <w:szCs w:val="18"/>
               </w:rPr>
-              <w:t xml:space="preserve">PASS (final): +1.226 mHa; early stop disclosed in evidence (7fec4cf)</w:t>
+              <w:t xml:space="preserve">PASS (final): +1.226 mHa vs the frozen reference. E1 qualifier, disclosed: vs χ=800 the gap is +2.19 mHa, so ABSOLUTE chemical accuracy at 40q is not yet certified — frozen E3 is the pre-registered path</w:t>
             </w:r>
           </w:p>
         </w:tc>
@@ -4904,10 +4952,11 @@
             <w:r>
               <w:rPr>
                 <w:rFonts w:ascii="Calibri" w:cs="Calibri" w:eastAsia="Calibri" w:hAnsi="Calibri"/>
-                <w:sz w:val="18"/>
-                <w:szCs w:val="18"/>
-              </w:rPr>
-              <w:t xml:space="preserve">not tested by MP2-seed path (stated); attempt-1 MPS saw 12.06 GB</w:t>
+                <w:color w:val="9C6A00"/>
+                <w:sz w:val="18"/>
+                <w:szCs w:val="18"/>
+              </w:rPr>
+              <w:t xml:space="preserve">FAIL as-measured: 40.32 GB — but decomposed: cuTensorNet reserves 50% of free card memory (vendor-documented); at a 5% cap the identical run peaks 4.88 GB &lt; 8 — the physics holds, the FAIL is an 80 GB-card artifact (4ebbaa2)</w:t>
             </w:r>
           </w:p>
         </w:tc>
@@ -5029,11 +5078,13 @@
             <w:r>
               <w:rPr>
                 <w:rFonts w:ascii="Calibri" w:cs="Calibri" w:eastAsia="Calibri" w:hAnsi="Calibri"/>
+                <w:b/>
+                <w:bCs/>
                 <w:color w:val="C13438"/>
                 <w:sz w:val="18"/>
                 <w:szCs w:val="18"/>
               </w:rPr>
-              <w:t xml:space="preserve">LIVE (B2): will report FAIL; QSCI provably below reference (audit success, metric fail — disclosed)</w:t>
+              <w:t xml:space="preserve">FAIL as-measured (final): −3.784 mHa — QSCI below the reference at χ=400, 800, AND 1200 (E1 case A); the audit-success case, fully disclosed</w:t>
             </w:r>
           </w:p>
         </w:tc>
@@ -6961,7 +7012,25 @@
           <w:sz w:val="21"/>
           <w:szCs w:val="21"/>
         </w:rPr>
-        <w:t xml:space="preserve">Born–Oppenheimer, non-relativistic Hamiltonian; no scalar-relativistic or spin–orbit treatment for 3d oxides (Sn gets scalar relativity implicitly via def2-ECP). For 3d monoxide spin gaps of ~1–2 eV this is conventional but unquantified here.</w:t>
+        <w:t xml:space="preserve">Born–Oppenheimer, non-relativistic Hamiltonian; no scalar-relativistic treatment for 3d oxides in the certified solve — </w:t>
+      </w:r>
+      <w:r>
+        <w:rPr>
+          <w:rFonts w:ascii="Calibri" w:cs="Calibri" w:eastAsia="Calibri" w:hAnsi="Calibri"/>
+          <w:b/>
+          <w:bCs/>
+          <w:sz w:val="21"/>
+          <w:szCs w:val="21"/>
+        </w:rPr>
+        <w:t xml:space="preserve">now quantified (exploratory x2c single-points): </w:t>
+      </w:r>
+      <w:r>
+        <w:rPr>
+          <w:rFonts w:ascii="Calibri" w:cs="Calibri" w:eastAsia="Calibri" w:hAnsi="Calibri"/>
+          <w:sz w:val="21"/>
+          <w:szCs w:val="21"/>
+        </w:rPr>
+        <w:t xml:space="preserve">CrO gap shift −57.7 meV (1.890→1.832 eV), VO +18.4 meV (1.091→1.109 eV); neither approaches flipping the spin ordering (x2c_exploratory.json).</w:t>
       </w:r>
     </w:p>
     <w:p>
@@ -6997,7 +7066,25 @@
           <w:sz w:val="21"/>
           <w:szCs w:val="21"/>
         </w:rPr>
-        <w:t xml:space="preserve">Active-space selection: canonical ROHF orbital windows (no AVAS/natural-orbital optimization). CASCI references are exact within the window; the window itself is a modeling choice shared by every column of the comparison.</w:t>
+        <w:t xml:space="preserve">Active-space selection: canonical ROHF orbital windows. </w:t>
+      </w:r>
+      <w:r>
+        <w:rPr>
+          <w:rFonts w:ascii="Calibri" w:cs="Calibri" w:eastAsia="Calibri" w:hAnsi="Calibri"/>
+          <w:b/>
+          <w:bCs/>
+          <w:sz w:val="21"/>
+          <w:szCs w:val="21"/>
+        </w:rPr>
+        <w:t xml:space="preserve">Exploratory AVAS check: </w:t>
+      </w:r>
+      <w:r>
+        <w:rPr>
+          <w:rFonts w:ascii="Calibri" w:cs="Calibri" w:eastAsia="Calibri" w:hAnsi="Calibri"/>
+          <w:sz w:val="21"/>
+          <w:szCs w:val="21"/>
+        </w:rPr>
+        <w:t xml:space="preserve">thresholds 0.1/0.2/0.5 land ncas = 10/9/9 on Cr 3d/4s + O 2p — supporting the hand-picked CrO CAS(10,10) window (avas_check_exploratory.json). The window remains a shared modeling choice across all compared methods.</w:t>
       </w:r>
     </w:p>
     <w:p>
@@ -7325,7 +7412,25 @@
           <w:sz w:val="21"/>
           <w:szCs w:val="21"/>
         </w:rPr>
-        <w:t xml:space="preserve">B2 terminal evidence: final err vs DMRG and determinant count; audit-table row 4 and deck slide 5 take the final number (currently −3.407 mHa at iter 6).</w:t>
+        <w:t xml:space="preserve">DONE — B2 terminal −3.784 mHa (943a985); χ-ladder counter-audit case A (249a4c0); P3 measured + decomposed (4ebbaa2). Remaining external: </w:t>
+      </w:r>
+      <w:r>
+        <w:rPr>
+          <w:rFonts w:ascii="Calibri" w:cs="Calibri" w:eastAsia="Calibri" w:hAnsi="Calibri"/>
+          <w:b/>
+          <w:bCs/>
+          <w:sz w:val="21"/>
+          <w:szCs w:val="21"/>
+        </w:rPr>
+        <w:t xml:space="preserve">AQT trapped-ion decode (P5 silicon)</w:t>
+      </w:r>
+      <w:r>
+        <w:rPr>
+          <w:rFonts w:ascii="Calibri" w:cs="Calibri" w:eastAsia="Calibri" w:hAnsi="Calibri"/>
+          <w:sz w:val="21"/>
+          <w:szCs w:val="21"/>
+        </w:rPr>
+        <w:t xml:space="preserve"> when the queue drains.</w:t>
       </w:r>
     </w:p>
     <w:p>
